--- a/GrillHouse_Project_Report.docx
+++ b/GrillHouse_Project_Report.docx
@@ -533,7 +533,7 @@
                 <w:sz w:val="20"/>
                 <w:szCs w:val="20"/>
               </w:rPr>
-              <w:t>Google Gemini AI Chatbot</w:t>
+              <w:t>AI Chatbot</w:t>
             </w:r>
           </w:p>
         </w:tc>
@@ -620,6 +620,7 @@
                 <w:color w:val="000000"/>
                 <w:sz w:val="20"/>
                 <w:szCs w:val="20"/>
+                <w:lang w:val="vi-VN"/>
               </w:rPr>
             </w:pPr>
           </w:p>
@@ -733,7 +734,7 @@
         <w:rPr>
           <w:color w:val="000000"/>
         </w:rPr>
-        <w:t>Customers must register and log in before placing an order. Google OAuth2 login is also supported.</w:t>
+        <w:t xml:space="preserve">Customers must register and log in before placing an order. </w:t>
       </w:r>
     </w:p>
     <w:p>
@@ -8898,6 +8899,16 @@
     </w:p>
     <w:p>
       <w:pPr>
+        <w:spacing w:before="100" w:after="100"/>
+      </w:pPr>
+    </w:p>
+    <w:p>
+      <w:pPr>
+        <w:spacing w:before="100" w:after="100"/>
+      </w:pPr>
+    </w:p>
+    <w:p>
+      <w:pPr>
         <w:spacing w:before="200" w:after="100"/>
       </w:pPr>
       <w:r>
@@ -8908,20 +8919,126 @@
           <w:sz w:val="24"/>
           <w:szCs w:val="24"/>
         </w:rPr>
-        <w:t>Google Gemini AI API</w:t>
-      </w:r>
-    </w:p>
-    <w:p>
-      <w:pPr>
-        <w:spacing w:before="80" w:after="80" w:line="360" w:lineRule="auto"/>
-        <w:jc w:val="both"/>
-      </w:pPr>
-      <w:r>
+        <w:lastRenderedPageBreak/>
+        <w:t xml:space="preserve">Intelligent Chatbot </w:t>
+      </w:r>
+    </w:p>
+    <w:p>
+      <w:pPr>
+        <w:spacing w:before="100" w:after="100"/>
         <w:rPr>
           <w:color w:val="000000"/>
         </w:rPr>
-        <w:lastRenderedPageBreak/>
-        <w:t>GeminiServlet acts as a server-side proxy to the Gemini 2.0 Flash API. On each request, a dynamic system prompt is constructed by querying the live database for the current menu, categories, prices, and stock status. This domain knowledge is injected into every API call, allowing the AI to answer questions about specific dishes, availability, and pricing accurately without any pre-training on restaurant-specific data. The Java 11+ HttpClient is used for non-blocking HTTP communication with the Gemini endpoint.</w:t>
+      </w:pPr>
+      <w:r>
+        <w:rPr>
+          <w:color w:val="000000"/>
+        </w:rPr>
+        <w:t>Chatbot được tích hợp trực tiếp vào giao diện người dùng, cung cấp hỗ trợ tương tác 24/7.</w:t>
+      </w:r>
+    </w:p>
+    <w:p>
+      <w:pPr>
+        <w:numPr>
+          <w:ilvl w:val="0"/>
+          <w:numId w:val="4"/>
+        </w:numPr>
+        <w:spacing w:before="100" w:after="100"/>
+        <w:rPr>
+          <w:color w:val="000000"/>
+        </w:rPr>
+      </w:pPr>
+      <w:r>
+        <w:rPr>
+          <w:b/>
+          <w:bCs/>
+          <w:color w:val="000000"/>
+        </w:rPr>
+        <w:t>Cơ chế phản hồi:</w:t>
+      </w:r>
+      <w:r>
+        <w:rPr>
+          <w:color w:val="000000"/>
+        </w:rPr>
+        <w:t xml:space="preserve"> Sử dụng bộ cơ sở tri thức (Knowledge Base) linh hoạt để tự động giải đáp các truy vấn về món ăn, combo, giao hàng, thanh toán và trạng thái đơn hàng.</w:t>
+      </w:r>
+    </w:p>
+    <w:p>
+      <w:pPr>
+        <w:numPr>
+          <w:ilvl w:val="0"/>
+          <w:numId w:val="4"/>
+        </w:numPr>
+        <w:spacing w:before="100" w:after="100"/>
+        <w:rPr>
+          <w:color w:val="000000"/>
+        </w:rPr>
+      </w:pPr>
+      <w:r>
+        <w:rPr>
+          <w:b/>
+          <w:bCs/>
+          <w:color w:val="000000"/>
+        </w:rPr>
+        <w:t>Cá nhân hóa:</w:t>
+      </w:r>
+      <w:r>
+        <w:rPr>
+          <w:color w:val="000000"/>
+        </w:rPr>
+        <w:t xml:space="preserve"> Tự động nhận diện và chào hỏi người dùng thông qua thông tin từ sessionScope nếu họ đã đăng nhập.</w:t>
+      </w:r>
+    </w:p>
+    <w:p>
+      <w:pPr>
+        <w:numPr>
+          <w:ilvl w:val="0"/>
+          <w:numId w:val="4"/>
+        </w:numPr>
+        <w:spacing w:before="100" w:after="100"/>
+        <w:rPr>
+          <w:color w:val="000000"/>
+        </w:rPr>
+      </w:pPr>
+      <w:r>
+        <w:rPr>
+          <w:b/>
+          <w:bCs/>
+          <w:color w:val="000000"/>
+        </w:rPr>
+        <w:t>Trải nghiệm người dùng:</w:t>
+      </w:r>
+      <w:r>
+        <w:rPr>
+          <w:color w:val="000000"/>
+        </w:rPr>
+        <w:t xml:space="preserve"> Hỗ trợ các nút chọn nhanh (Quick-reply) để người dùng truy xuất thông tin ngay lập tức mà không cần gõ phím.</w:t>
+      </w:r>
+    </w:p>
+    <w:p>
+      <w:pPr>
+        <w:numPr>
+          <w:ilvl w:val="0"/>
+          <w:numId w:val="4"/>
+        </w:numPr>
+        <w:spacing w:before="100" w:after="100"/>
+        <w:rPr>
+          <w:color w:val="000000"/>
+        </w:rPr>
+      </w:pPr>
+      <w:r>
+        <w:rPr>
+          <w:b/>
+          <w:bCs/>
+          <w:color w:val="000000"/>
+        </w:rPr>
+        <w:t>Tương tác:</w:t>
+      </w:r>
+      <w:r>
+        <w:rPr>
+          <w:color w:val="000000"/>
+        </w:rPr>
+        <w:t xml:space="preserve"> Tự động hiển thị lời nhắc sau vài giây để khuyến khích người dùng tương tác, giúp nâng cao tỉ lệ chuyển đổi và trải nghiệm dịch vụ khách hàng.</w:t>
       </w:r>
     </w:p>
     <w:p>
@@ -10838,8 +10955,6 @@
     <w:p>
       <w:pPr>
         <w:spacing w:before="200" w:after="100"/>
-      </w:pPr>
-      <w:r>
         <w:rPr>
           <w:b/>
           <w:bCs/>
@@ -10847,24 +10962,212 @@
           <w:sz w:val="24"/>
           <w:szCs w:val="24"/>
         </w:rPr>
+      </w:pPr>
+    </w:p>
+    <w:p>
+      <w:pPr>
+        <w:spacing w:before="200" w:after="100"/>
+        <w:rPr>
+          <w:b/>
+          <w:bCs/>
+          <w:color w:val="1A1A1A"/>
+          <w:sz w:val="24"/>
+          <w:szCs w:val="24"/>
+        </w:rPr>
+      </w:pPr>
+    </w:p>
+    <w:p>
+      <w:pPr>
+        <w:spacing w:before="200" w:after="100"/>
+        <w:rPr>
+          <w:b/>
+          <w:bCs/>
+          <w:color w:val="1A1A1A"/>
+          <w:sz w:val="24"/>
+          <w:szCs w:val="24"/>
+        </w:rPr>
+      </w:pPr>
+    </w:p>
+    <w:p>
+      <w:pPr>
+        <w:spacing w:before="200" w:after="100"/>
+        <w:rPr>
+          <w:b/>
+          <w:bCs/>
+          <w:color w:val="1A1A1A"/>
+          <w:sz w:val="24"/>
+          <w:szCs w:val="24"/>
+        </w:rPr>
+      </w:pPr>
+    </w:p>
+    <w:p>
+      <w:pPr>
+        <w:spacing w:before="200" w:after="100"/>
+        <w:rPr>
+          <w:b/>
+          <w:bCs/>
+          <w:color w:val="1A1A1A"/>
+          <w:sz w:val="24"/>
+          <w:szCs w:val="24"/>
+        </w:rPr>
+      </w:pPr>
+    </w:p>
+    <w:p>
+      <w:pPr>
+        <w:spacing w:before="200" w:after="100"/>
+      </w:pPr>
+      <w:r>
+        <w:rPr>
+          <w:b/>
+          <w:bCs/>
+          <w:color w:val="1A1A1A"/>
+          <w:sz w:val="24"/>
+          <w:szCs w:val="24"/>
+        </w:rPr>
+        <w:lastRenderedPageBreak/>
         <w:t>Home Page / Menu (home.jsp)</w:t>
       </w:r>
     </w:p>
     <w:p>
       <w:pPr>
-        <w:spacing w:before="80" w:after="80" w:line="360" w:lineRule="auto"/>
-        <w:jc w:val="both"/>
-      </w:pPr>
-      <w:r>
+        <w:spacing w:before="100" w:after="100"/>
         <w:rPr>
           <w:color w:val="000000"/>
         </w:rPr>
-        <w:t>The home page displays the sticky navigation bar with search, cart counter, and user account dropdown. Below the hero banner, category filter tabs allow one-click filtering. Product cards show dish photo, category badge, name, price with promotional pricing, star rating, and Add to Cart / View Detail buttons. Out-of-stock items display a disabled button.</w:t>
+      </w:pPr>
+      <w:r>
+        <w:rPr>
+          <w:color w:val="000000"/>
+        </w:rPr>
+        <w:t xml:space="preserve">The </w:t>
+      </w:r>
+      <w:r>
+        <w:rPr>
+          <w:b/>
+          <w:bCs/>
+          <w:color w:val="000000"/>
+        </w:rPr>
+        <w:t>Home/Menu (home.jsp)</w:t>
+      </w:r>
+      <w:r>
+        <w:rPr>
+          <w:color w:val="000000"/>
+        </w:rPr>
+        <w:t xml:space="preserve"> page features a modern, user-friendly Dark Mode interface designed for effortless food ordering. At the top, a </w:t>
+      </w:r>
+      <w:r>
+        <w:rPr>
+          <w:b/>
+          <w:bCs/>
+          <w:color w:val="000000"/>
+        </w:rPr>
+        <w:t>sticky navigation bar</w:t>
+      </w:r>
+      <w:r>
+        <w:rPr>
+          <w:color w:val="000000"/>
+        </w:rPr>
+        <w:t xml:space="preserve"> keeps the brand logo, an intelligent search bar, the live cart counter, and user account details always accessible. Directly below, a </w:t>
+      </w:r>
+      <w:r>
+        <w:rPr>
+          <w:b/>
+          <w:bCs/>
+          <w:color w:val="000000"/>
+        </w:rPr>
+        <w:t>comprehensive filter and sort bar</w:t>
+      </w:r>
+      <w:r>
+        <w:rPr>
+          <w:color w:val="000000"/>
+        </w:rPr>
+        <w:t xml:space="preserve"> allows users to instantly refine the menu by categories, price ranges, ratings, or quickly toggle featured and on-sale items. The centerpiece of the page is a vibrant </w:t>
+      </w:r>
+      <w:r>
+        <w:rPr>
+          <w:b/>
+          <w:bCs/>
+          <w:color w:val="000000"/>
+        </w:rPr>
+        <w:t>product card grid</w:t>
+      </w:r>
+      <w:r>
+        <w:rPr>
+          <w:color w:val="000000"/>
+        </w:rPr>
+        <w:t xml:space="preserve"> showcasing high-quality dish photos with clear category badges, promotional pricing (striking through the original price), and star ratings. Each card is equipped with two intuitive action buttons: "Chi tiết" (View Detail) and a prominent orange "Thêm" (Add to Cart) button, which automatically disables if an item runs out of stock. A floating </w:t>
+      </w:r>
+      <w:r>
+        <w:rPr>
+          <w:b/>
+          <w:bCs/>
+          <w:color w:val="000000"/>
+        </w:rPr>
+        <w:t>live chat widget</w:t>
+      </w:r>
+      <w:r>
+        <w:rPr>
+          <w:color w:val="000000"/>
+        </w:rPr>
+        <w:t xml:space="preserve"> sits in the bottom corner to provide instant customer support.</w:t>
       </w:r>
     </w:p>
     <w:p>
       <w:pPr>
         <w:spacing w:before="100" w:after="100"/>
+        <w:rPr>
+          <w:color w:val="000000"/>
+          <w:lang w:val="vi-VN"/>
+        </w:rPr>
+      </w:pPr>
+      <w:r>
+        <w:rPr>
+          <w:noProof/>
+          <w:lang w:val="vi-VN"/>
+        </w:rPr>
+        <w:drawing>
+          <wp:inline distT="0" distB="0" distL="0" distR="0" wp14:anchorId="493EE25F" wp14:editId="4F4F70DF">
+            <wp:extent cx="5960110" cy="3078480"/>
+            <wp:effectExtent l="0" t="0" r="2540" b="7620"/>
+            <wp:docPr id="852201549" name="Picture 1"/>
+            <wp:cNvGraphicFramePr>
+              <a:graphicFrameLocks xmlns:a="http://schemas.openxmlformats.org/drawingml/2006/main" noChangeAspect="1"/>
+            </wp:cNvGraphicFramePr>
+            <a:graphic xmlns:a="http://schemas.openxmlformats.org/drawingml/2006/main">
+              <a:graphicData uri="http://schemas.openxmlformats.org/drawingml/2006/picture">
+                <pic:pic xmlns:pic="http://schemas.openxmlformats.org/drawingml/2006/picture">
+                  <pic:nvPicPr>
+                    <pic:cNvPr id="852201549" name=""/>
+                    <pic:cNvPicPr/>
+                  </pic:nvPicPr>
+                  <pic:blipFill>
+                    <a:blip r:embed="rId9"/>
+                    <a:stretch>
+                      <a:fillRect/>
+                    </a:stretch>
+                  </pic:blipFill>
+                  <pic:spPr>
+                    <a:xfrm>
+                      <a:off x="0" y="0"/>
+                      <a:ext cx="5960110" cy="3078480"/>
+                    </a:xfrm>
+                    <a:prstGeom prst="rect">
+                      <a:avLst/>
+                    </a:prstGeom>
+                  </pic:spPr>
+                </pic:pic>
+              </a:graphicData>
+            </a:graphic>
+          </wp:inline>
+        </w:drawing>
+      </w:r>
+    </w:p>
+    <w:p>
+      <w:pPr>
+        <w:spacing w:before="100" w:after="100"/>
+        <w:rPr>
+          <w:lang w:val="vi-VN"/>
+        </w:rPr>
       </w:pPr>
     </w:p>
     <w:p>
@@ -10882,7 +11185,6 @@
           <w:sz w:val="20"/>
           <w:szCs w:val="20"/>
         </w:rPr>
-        <w:lastRenderedPageBreak/>
         <w:t>[Screenshot: Home Page with Menu]</w:t>
       </w:r>
     </w:p>
@@ -10910,12 +11212,67 @@
       <w:pPr>
         <w:spacing w:before="80" w:after="80" w:line="360" w:lineRule="auto"/>
         <w:jc w:val="both"/>
-      </w:pPr>
-      <w:r>
         <w:rPr>
           <w:color w:val="000000"/>
+          <w:lang w:val="vi-VN"/>
+        </w:rPr>
+      </w:pPr>
+      <w:r>
+        <w:rPr>
+          <w:color w:val="000000"/>
         </w:rPr>
         <w:t>The cart page lists all selected items with product images, names, unit prices, quantity controls (increment/decrement), subtotals per item, and remove buttons. The order summary panel calculates the running total, applies the automatic 10% discount if the threshold is met, and shows the final payable amount with a checkout button.</w:t>
+      </w:r>
+    </w:p>
+    <w:p>
+      <w:pPr>
+        <w:spacing w:before="80" w:after="80" w:line="360" w:lineRule="auto"/>
+        <w:jc w:val="both"/>
+        <w:rPr>
+          <w:lang w:val="vi-VN"/>
+        </w:rPr>
+      </w:pPr>
+      <w:r>
+        <w:rPr>
+          <w:noProof/>
+          <w:lang w:val="vi-VN"/>
+        </w:rPr>
+        <w:lastRenderedPageBreak/>
+        <w:drawing>
+          <wp:inline distT="0" distB="0" distL="0" distR="0" wp14:anchorId="33B23B6A" wp14:editId="6689FEBF">
+            <wp:extent cx="5960110" cy="4098925"/>
+            <wp:effectExtent l="0" t="0" r="2540" b="0"/>
+            <wp:docPr id="1619556512" name="Picture 1"/>
+            <wp:cNvGraphicFramePr>
+              <a:graphicFrameLocks xmlns:a="http://schemas.openxmlformats.org/drawingml/2006/main" noChangeAspect="1"/>
+            </wp:cNvGraphicFramePr>
+            <a:graphic xmlns:a="http://schemas.openxmlformats.org/drawingml/2006/main">
+              <a:graphicData uri="http://schemas.openxmlformats.org/drawingml/2006/picture">
+                <pic:pic xmlns:pic="http://schemas.openxmlformats.org/drawingml/2006/picture">
+                  <pic:nvPicPr>
+                    <pic:cNvPr id="1619556512" name=""/>
+                    <pic:cNvPicPr/>
+                  </pic:nvPicPr>
+                  <pic:blipFill>
+                    <a:blip r:embed="rId10"/>
+                    <a:stretch>
+                      <a:fillRect/>
+                    </a:stretch>
+                  </pic:blipFill>
+                  <pic:spPr>
+                    <a:xfrm>
+                      <a:off x="0" y="0"/>
+                      <a:ext cx="5960110" cy="4098925"/>
+                    </a:xfrm>
+                    <a:prstGeom prst="rect">
+                      <a:avLst/>
+                    </a:prstGeom>
+                  </pic:spPr>
+                </pic:pic>
+              </a:graphicData>
+            </a:graphic>
+          </wp:inline>
+        </w:drawing>
       </w:r>
     </w:p>
     <w:p>
@@ -10965,13 +11322,141 @@
       <w:pPr>
         <w:spacing w:before="80" w:after="80" w:line="360" w:lineRule="auto"/>
         <w:jc w:val="both"/>
-      </w:pPr>
-      <w:r>
         <w:rPr>
           <w:color w:val="000000"/>
-        </w:rPr>
-        <w:t>The checkout page presents a two-column layout: the left column collects delivery information (recipient name, phone, address, notes) and payment method selection (COD, VNPay, MoMo); the right column shows an order summary. Selecting VNPay redirects the customer to the VNPay sandbox gateway where they enter card details and OTP for authentication.</w:t>
-      </w:r>
+          <w:lang w:val="vi-VN"/>
+        </w:rPr>
+      </w:pPr>
+      <w:r>
+        <w:rPr>
+          <w:color w:val="000000"/>
+        </w:rPr>
+        <w:t>The checkout page presents a two-column layout: the left column collects delivery information (recipient name, phone, address, notes) and payment method selection (COD, VNPay); the right column shows an order summary. Selecting VNPay redirects the customer to the VNPay sandbox gateway where they enter card details and OTP for authentication.</w:t>
+      </w:r>
+    </w:p>
+    <w:p>
+      <w:pPr>
+        <w:spacing w:before="80" w:after="80" w:line="360" w:lineRule="auto"/>
+        <w:jc w:val="both"/>
+        <w:rPr>
+          <w:color w:val="000000"/>
+          <w:lang w:val="vi-VN"/>
+        </w:rPr>
+      </w:pPr>
+      <w:r>
+        <w:rPr>
+          <w:noProof/>
+          <w:color w:val="000000"/>
+          <w:lang w:val="vi-VN"/>
+        </w:rPr>
+        <w:lastRenderedPageBreak/>
+        <w:drawing>
+          <wp:inline distT="0" distB="0" distL="0" distR="0" wp14:anchorId="722D3CEF" wp14:editId="16E443A9">
+            <wp:extent cx="5960110" cy="3993515"/>
+            <wp:effectExtent l="0" t="0" r="2540" b="6985"/>
+            <wp:docPr id="731813631" name="Picture 1"/>
+            <wp:cNvGraphicFramePr>
+              <a:graphicFrameLocks xmlns:a="http://schemas.openxmlformats.org/drawingml/2006/main" noChangeAspect="1"/>
+            </wp:cNvGraphicFramePr>
+            <a:graphic xmlns:a="http://schemas.openxmlformats.org/drawingml/2006/main">
+              <a:graphicData uri="http://schemas.openxmlformats.org/drawingml/2006/picture">
+                <pic:pic xmlns:pic="http://schemas.openxmlformats.org/drawingml/2006/picture">
+                  <pic:nvPicPr>
+                    <pic:cNvPr id="731813631" name=""/>
+                    <pic:cNvPicPr/>
+                  </pic:nvPicPr>
+                  <pic:blipFill>
+                    <a:blip r:embed="rId11"/>
+                    <a:stretch>
+                      <a:fillRect/>
+                    </a:stretch>
+                  </pic:blipFill>
+                  <pic:spPr>
+                    <a:xfrm>
+                      <a:off x="0" y="0"/>
+                      <a:ext cx="5960110" cy="3993515"/>
+                    </a:xfrm>
+                    <a:prstGeom prst="rect">
+                      <a:avLst/>
+                    </a:prstGeom>
+                  </pic:spPr>
+                </pic:pic>
+              </a:graphicData>
+            </a:graphic>
+          </wp:inline>
+        </w:drawing>
+      </w:r>
+    </w:p>
+    <w:p>
+      <w:pPr>
+        <w:spacing w:before="80" w:after="80" w:line="360" w:lineRule="auto"/>
+        <w:jc w:val="both"/>
+        <w:rPr>
+          <w:color w:val="000000"/>
+          <w:lang w:val="vi-VN"/>
+        </w:rPr>
+      </w:pPr>
+      <w:r>
+        <w:rPr>
+          <w:noProof/>
+          <w:color w:val="000000"/>
+          <w:lang w:val="vi-VN"/>
+        </w:rPr>
+        <w:drawing>
+          <wp:inline distT="0" distB="0" distL="0" distR="0" wp14:anchorId="2A8008F9" wp14:editId="5F00D9BC">
+            <wp:extent cx="5960110" cy="3888105"/>
+            <wp:effectExtent l="0" t="0" r="2540" b="0"/>
+            <wp:docPr id="81452246" name="Picture 1"/>
+            <wp:cNvGraphicFramePr>
+              <a:graphicFrameLocks xmlns:a="http://schemas.openxmlformats.org/drawingml/2006/main" noChangeAspect="1"/>
+            </wp:cNvGraphicFramePr>
+            <a:graphic xmlns:a="http://schemas.openxmlformats.org/drawingml/2006/main">
+              <a:graphicData uri="http://schemas.openxmlformats.org/drawingml/2006/picture">
+                <pic:pic xmlns:pic="http://schemas.openxmlformats.org/drawingml/2006/picture">
+                  <pic:nvPicPr>
+                    <pic:cNvPr id="81452246" name=""/>
+                    <pic:cNvPicPr/>
+                  </pic:nvPicPr>
+                  <pic:blipFill>
+                    <a:blip r:embed="rId12"/>
+                    <a:stretch>
+                      <a:fillRect/>
+                    </a:stretch>
+                  </pic:blipFill>
+                  <pic:spPr>
+                    <a:xfrm>
+                      <a:off x="0" y="0"/>
+                      <a:ext cx="5960110" cy="3888105"/>
+                    </a:xfrm>
+                    <a:prstGeom prst="rect">
+                      <a:avLst/>
+                    </a:prstGeom>
+                  </pic:spPr>
+                </pic:pic>
+              </a:graphicData>
+            </a:graphic>
+          </wp:inline>
+        </w:drawing>
+      </w:r>
+    </w:p>
+    <w:p>
+      <w:pPr>
+        <w:spacing w:before="80" w:after="80" w:line="360" w:lineRule="auto"/>
+        <w:jc w:val="both"/>
+        <w:rPr>
+          <w:color w:val="000000"/>
+          <w:lang w:val="vi-VN"/>
+        </w:rPr>
+      </w:pPr>
+    </w:p>
+    <w:p>
+      <w:pPr>
+        <w:spacing w:before="80" w:after="80" w:line="360" w:lineRule="auto"/>
+        <w:jc w:val="both"/>
+        <w:rPr>
+          <w:lang w:val="vi-VN"/>
+        </w:rPr>
+      </w:pPr>
     </w:p>
     <w:p>
       <w:pPr>
@@ -11020,12 +11505,66 @@
       <w:pPr>
         <w:spacing w:before="80" w:after="80" w:line="360" w:lineRule="auto"/>
         <w:jc w:val="both"/>
-      </w:pPr>
-      <w:r>
         <w:rPr>
           <w:color w:val="000000"/>
+          <w:lang w:val="vi-VN"/>
+        </w:rPr>
+      </w:pPr>
+      <w:r>
+        <w:rPr>
+          <w:color w:val="000000"/>
         </w:rPr>
         <w:t>The admin panel uses a fixed sidebar navigation with links to Dashboard, Product Management, and Order Management. The dashboard displays summary statistics (total products, pending orders) and a recent orders table. Product management provides a full CRUD interface with image URL preview. Order management allows inline status updates via dropdown selectors.</w:t>
+      </w:r>
+    </w:p>
+    <w:p>
+      <w:pPr>
+        <w:spacing w:before="80" w:after="80" w:line="360" w:lineRule="auto"/>
+        <w:jc w:val="both"/>
+        <w:rPr>
+          <w:lang w:val="vi-VN"/>
+        </w:rPr>
+      </w:pPr>
+      <w:r>
+        <w:rPr>
+          <w:noProof/>
+          <w:lang w:val="vi-VN"/>
+        </w:rPr>
+        <w:drawing>
+          <wp:inline distT="0" distB="0" distL="0" distR="0" wp14:anchorId="0BAAC004" wp14:editId="3F6AF87D">
+            <wp:extent cx="5960110" cy="3221990"/>
+            <wp:effectExtent l="0" t="0" r="2540" b="0"/>
+            <wp:docPr id="507288669" name="Picture 1"/>
+            <wp:cNvGraphicFramePr>
+              <a:graphicFrameLocks xmlns:a="http://schemas.openxmlformats.org/drawingml/2006/main" noChangeAspect="1"/>
+            </wp:cNvGraphicFramePr>
+            <a:graphic xmlns:a="http://schemas.openxmlformats.org/drawingml/2006/main">
+              <a:graphicData uri="http://schemas.openxmlformats.org/drawingml/2006/picture">
+                <pic:pic xmlns:pic="http://schemas.openxmlformats.org/drawingml/2006/picture">
+                  <pic:nvPicPr>
+                    <pic:cNvPr id="507288669" name=""/>
+                    <pic:cNvPicPr/>
+                  </pic:nvPicPr>
+                  <pic:blipFill>
+                    <a:blip r:embed="rId13"/>
+                    <a:stretch>
+                      <a:fillRect/>
+                    </a:stretch>
+                  </pic:blipFill>
+                  <pic:spPr>
+                    <a:xfrm>
+                      <a:off x="0" y="0"/>
+                      <a:ext cx="5960110" cy="3221990"/>
+                    </a:xfrm>
+                    <a:prstGeom prst="rect">
+                      <a:avLst/>
+                    </a:prstGeom>
+                  </pic:spPr>
+                </pic:pic>
+              </a:graphicData>
+            </a:graphic>
+          </wp:inline>
+        </w:drawing>
       </w:r>
     </w:p>
     <w:p>
@@ -11075,12 +11614,171 @@
       <w:pPr>
         <w:spacing w:before="80" w:after="80" w:line="360" w:lineRule="auto"/>
         <w:jc w:val="both"/>
-      </w:pPr>
-      <w:r>
         <w:rPr>
           <w:color w:val="000000"/>
         </w:rPr>
-        <w:t>The GrillHouse AI chatbot appears as a floating orange button in the bottom-right corner of every page. Clicking it opens a chat window with a gradient header, message bubbles distinguishing user and AI responses, quick-reply suggestion buttons, a typing indicator animation while waiting for the AI response, and a text input field. The chatbot is powered by Google Gemini 2.0 Flash and receives real-time menu data from the database.</w:t>
+      </w:pPr>
+      <w:r>
+        <w:rPr>
+          <w:color w:val="000000"/>
+        </w:rPr>
+        <w:t>The Chatbot appears as a floating orange button in the bottom-right corner of every page. Clicking it opens a dark-themed chat window equipped with quick-reply buttons, a typing indicator, and a text input field.</w:t>
+      </w:r>
+    </w:p>
+    <w:p>
+      <w:pPr>
+        <w:spacing w:before="80" w:after="80" w:line="360" w:lineRule="auto"/>
+        <w:jc w:val="both"/>
+        <w:rPr>
+          <w:color w:val="000000"/>
+        </w:rPr>
+      </w:pPr>
+      <w:r>
+        <w:rPr>
+          <w:color w:val="000000"/>
+        </w:rPr>
+        <w:t>To maximize performance and eliminate server latency, the chatbot relies on a client-side Knowledge Base managed directly within chatbot.jsp via an embedded JavaScript array (const KB). The operational workflow functions as follows:</w:t>
+      </w:r>
+    </w:p>
+    <w:p>
+      <w:pPr>
+        <w:numPr>
+          <w:ilvl w:val="0"/>
+          <w:numId w:val="3"/>
+        </w:numPr>
+        <w:spacing w:before="80" w:after="80" w:line="360" w:lineRule="auto"/>
+        <w:jc w:val="both"/>
+        <w:rPr>
+          <w:color w:val="000000"/>
+        </w:rPr>
+      </w:pPr>
+      <w:r>
+        <w:rPr>
+          <w:b/>
+          <w:bCs/>
+          <w:color w:val="000000"/>
+        </w:rPr>
+        <w:t>User Interaction:</w:t>
+      </w:r>
+      <w:r>
+        <w:rPr>
+          <w:color w:val="000000"/>
+        </w:rPr>
+        <w:t xml:space="preserve"> When a user types a message or clicks a quick-reply option, JavaScript captures the string input and instantly appends it to the chat container as a user message bubble.</w:t>
+      </w:r>
+    </w:p>
+    <w:p>
+      <w:pPr>
+        <w:numPr>
+          <w:ilvl w:val="0"/>
+          <w:numId w:val="3"/>
+        </w:numPr>
+        <w:spacing w:before="80" w:after="80" w:line="360" w:lineRule="auto"/>
+        <w:jc w:val="both"/>
+        <w:rPr>
+          <w:color w:val="000000"/>
+        </w:rPr>
+      </w:pPr>
+      <w:r>
+        <w:rPr>
+          <w:b/>
+          <w:bCs/>
+          <w:color w:val="000000"/>
+        </w:rPr>
+        <w:lastRenderedPageBreak/>
+        <w:t>Keyword Matching:</w:t>
+      </w:r>
+      <w:r>
+        <w:rPr>
+          <w:color w:val="000000"/>
+        </w:rPr>
+        <w:t xml:space="preserve"> The script triggers a client-side lookup function (getReply). It converts the input text to lowercase and iterates through the local KB array, using the .some() and .includes() methods to find matching intent keywords (such as menu options, combo pricing, operating hours, or shipping policies).</w:t>
+      </w:r>
+    </w:p>
+    <w:p>
+      <w:pPr>
+        <w:numPr>
+          <w:ilvl w:val="0"/>
+          <w:numId w:val="3"/>
+        </w:numPr>
+        <w:spacing w:before="80" w:after="80" w:line="360" w:lineRule="auto"/>
+        <w:jc w:val="both"/>
+        <w:rPr>
+          <w:color w:val="000000"/>
+        </w:rPr>
+      </w:pPr>
+      <w:r>
+        <w:rPr>
+          <w:b/>
+          <w:bCs/>
+          <w:color w:val="000000"/>
+        </w:rPr>
+        <w:t>Response Rendering:</w:t>
+      </w:r>
+      <w:r>
+        <w:rPr>
+          <w:color w:val="000000"/>
+        </w:rPr>
+        <w:t xml:space="preserve"> If a matching keyword is found, the script retrieves the corresponding pre-configured string template. If no keywords match, it falls back to a default helpdesk response. The interface then automatically handles line-break formatting (\n to &lt;br&gt;), injects the bot message bubble into the DOM tree, and smooth-scrolls the window to the newest message.</w:t>
+      </w:r>
+    </w:p>
+    <w:p>
+      <w:pPr>
+        <w:spacing w:before="80" w:after="80" w:line="360" w:lineRule="auto"/>
+        <w:jc w:val="both"/>
+        <w:rPr>
+          <w:color w:val="000000"/>
+        </w:rPr>
+      </w:pPr>
+    </w:p>
+    <w:p>
+      <w:pPr>
+        <w:spacing w:before="80" w:after="80" w:line="360" w:lineRule="auto"/>
+        <w:jc w:val="both"/>
+        <w:rPr>
+          <w:lang w:val="vi-VN"/>
+        </w:rPr>
+      </w:pPr>
+      <w:r>
+        <w:rPr>
+          <w:noProof/>
+          <w:lang w:val="vi-VN"/>
+        </w:rPr>
+        <w:drawing>
+          <wp:inline distT="0" distB="0" distL="0" distR="0" wp14:anchorId="0BFF3068" wp14:editId="57F0CB63">
+            <wp:extent cx="3562847" cy="4029637"/>
+            <wp:effectExtent l="0" t="0" r="0" b="9525"/>
+            <wp:docPr id="803191966" name="Picture 1"/>
+            <wp:cNvGraphicFramePr>
+              <a:graphicFrameLocks xmlns:a="http://schemas.openxmlformats.org/drawingml/2006/main" noChangeAspect="1"/>
+            </wp:cNvGraphicFramePr>
+            <a:graphic xmlns:a="http://schemas.openxmlformats.org/drawingml/2006/main">
+              <a:graphicData uri="http://schemas.openxmlformats.org/drawingml/2006/picture">
+                <pic:pic xmlns:pic="http://schemas.openxmlformats.org/drawingml/2006/picture">
+                  <pic:nvPicPr>
+                    <pic:cNvPr id="803191966" name=""/>
+                    <pic:cNvPicPr/>
+                  </pic:nvPicPr>
+                  <pic:blipFill>
+                    <a:blip r:embed="rId14"/>
+                    <a:stretch>
+                      <a:fillRect/>
+                    </a:stretch>
+                  </pic:blipFill>
+                  <pic:spPr>
+                    <a:xfrm>
+                      <a:off x="0" y="0"/>
+                      <a:ext cx="3562847" cy="4029637"/>
+                    </a:xfrm>
+                    <a:prstGeom prst="rect">
+                      <a:avLst/>
+                    </a:prstGeom>
+                  </pic:spPr>
+                </pic:pic>
+              </a:graphicData>
+            </a:graphic>
+          </wp:inline>
+        </w:drawing>
       </w:r>
     </w:p>
     <w:p>
@@ -11094,14 +11792,22 @@
           <w:bottom w:val="dashed" w:sz="4" w:space="0" w:color="DDDDDD"/>
         </w:pBdr>
         <w:spacing w:before="80" w:after="200"/>
-      </w:pPr>
-      <w:r>
         <w:rPr>
           <w:i/>
           <w:iCs/>
           <w:color w:val="6B7280"/>
           <w:sz w:val="20"/>
           <w:szCs w:val="20"/>
+          <w:lang w:val="vi-VN"/>
+        </w:rPr>
+      </w:pPr>
+      <w:r>
+        <w:rPr>
+          <w:i/>
+          <w:iCs/>
+          <w:color w:val="6B7280"/>
+          <w:sz w:val="20"/>
+          <w:szCs w:val="20"/>
         </w:rPr>
         <w:t>[Screenshot: AI Chatbot Widget]</w:t>
       </w:r>
@@ -11109,19 +11815,175 @@
     <w:p>
       <w:pPr>
         <w:spacing w:before="100" w:after="100"/>
-      </w:pPr>
-    </w:p>
-    <w:p>
+        <w:rPr>
+          <w:lang w:val="vi-VN"/>
+        </w:rPr>
+      </w:pPr>
+    </w:p>
+    <w:p>
+      <w:pPr>
+        <w:spacing w:before="100" w:after="100"/>
+        <w:rPr>
+          <w:lang w:val="vi-VN"/>
+        </w:rPr>
+      </w:pPr>
+    </w:p>
+    <w:p>
+      <w:pPr>
+        <w:spacing w:before="100" w:after="100"/>
+        <w:rPr>
+          <w:lang w:val="vi-VN"/>
+        </w:rPr>
+      </w:pPr>
+    </w:p>
+    <w:p>
+      <w:pPr>
+        <w:spacing w:before="100" w:after="100"/>
+        <w:rPr>
+          <w:lang w:val="vi-VN"/>
+        </w:rPr>
+      </w:pPr>
+    </w:p>
+    <w:p>
+      <w:pPr>
+        <w:spacing w:before="100" w:after="100"/>
+        <w:rPr>
+          <w:lang w:val="vi-VN"/>
+        </w:rPr>
+      </w:pPr>
+    </w:p>
+    <w:p>
+      <w:pPr>
+        <w:spacing w:before="100" w:after="100"/>
+        <w:rPr>
+          <w:lang w:val="vi-VN"/>
+        </w:rPr>
+      </w:pPr>
+    </w:p>
+    <w:p>
+      <w:pPr>
+        <w:spacing w:before="100" w:after="100"/>
+        <w:rPr>
+          <w:lang w:val="vi-VN"/>
+        </w:rPr>
+      </w:pPr>
+    </w:p>
+    <w:p>
+      <w:pPr>
+        <w:spacing w:before="100" w:after="100"/>
+        <w:rPr>
+          <w:b/>
+          <w:bCs/>
+          <w:lang w:val="vi-VN"/>
+        </w:rPr>
+      </w:pPr>
+      <w:r>
+        <w:lastRenderedPageBreak/>
+        <w:t xml:space="preserve">The </w:t>
+      </w:r>
+      <w:r>
+        <w:rPr>
+          <w:b/>
+          <w:bCs/>
+        </w:rPr>
+        <w:t>Product Review Module</w:t>
+      </w:r>
+    </w:p>
+    <w:p>
+      <w:pPr>
+        <w:spacing w:before="100" w:after="100"/>
+        <w:rPr>
+          <w:lang w:val="vi-VN"/>
+        </w:rPr>
+      </w:pPr>
+      <w:r>
+        <w:t xml:space="preserve"> </w:t>
+      </w:r>
+      <w:r>
+        <w:t>D</w:t>
+      </w:r>
+      <w:r>
+        <w:t>esigned as a dynamic, data-driven component utilizing JSTL core tags and Expression Language (EL) to manage and display customer feedback. The system enforces strict business logic by rendering conditional validation alerts that restrict review submissions exclusively to verified buyers while preventing duplicate entries. For user clarity, it aggregates feedback data into a comprehensive overview, showcasing a precise decimal average rating alongside an interactive horizontal bar chart depicting the score distribution. Furthermore, the interface features a state-aware, adaptive form that intelligently toggles between submission and modification modes, allowing eligible users to seamlessly write or edit their 5-star ratings and textual comments via POST requests. To optimize front-end performance and readability, the module renders a clean user feedback list with formatted reviewer initials, chronological timestamps, and custom star layouts, utilizing a hidden overflow mechanism that displays a "Show More" button only when the total review count exceeds three entries.</w:t>
+      </w:r>
+    </w:p>
+    <w:p>
+      <w:pPr>
+        <w:spacing w:before="100" w:after="100"/>
+        <w:rPr>
+          <w:lang w:val="vi-VN"/>
+        </w:rPr>
+      </w:pPr>
+    </w:p>
+    <w:p>
+      <w:pPr>
+        <w:spacing w:before="100" w:after="100"/>
+        <w:rPr>
+          <w:lang w:val="vi-VN"/>
+        </w:rPr>
+      </w:pPr>
+    </w:p>
+    <w:p>
+      <w:pPr>
+        <w:rPr>
+          <w:lang w:val="vi-VN"/>
+        </w:rPr>
+      </w:pPr>
+      <w:r>
+        <w:rPr>
+          <w:noProof/>
+        </w:rPr>
+        <w:drawing>
+          <wp:inline distT="0" distB="0" distL="0" distR="0" wp14:anchorId="483D6A9C" wp14:editId="3F31BA84">
+            <wp:extent cx="5960110" cy="4567555"/>
+            <wp:effectExtent l="0" t="0" r="2540" b="4445"/>
+            <wp:docPr id="162040808" name="Picture 1"/>
+            <wp:cNvGraphicFramePr>
+              <a:graphicFrameLocks xmlns:a="http://schemas.openxmlformats.org/drawingml/2006/main" noChangeAspect="1"/>
+            </wp:cNvGraphicFramePr>
+            <a:graphic xmlns:a="http://schemas.openxmlformats.org/drawingml/2006/main">
+              <a:graphicData uri="http://schemas.openxmlformats.org/drawingml/2006/picture">
+                <pic:pic xmlns:pic="http://schemas.openxmlformats.org/drawingml/2006/picture">
+                  <pic:nvPicPr>
+                    <pic:cNvPr id="162040808" name=""/>
+                    <pic:cNvPicPr/>
+                  </pic:nvPicPr>
+                  <pic:blipFill>
+                    <a:blip r:embed="rId15"/>
+                    <a:stretch>
+                      <a:fillRect/>
+                    </a:stretch>
+                  </pic:blipFill>
+                  <pic:spPr>
+                    <a:xfrm>
+                      <a:off x="0" y="0"/>
+                      <a:ext cx="5960110" cy="4567555"/>
+                    </a:xfrm>
+                    <a:prstGeom prst="rect">
+                      <a:avLst/>
+                    </a:prstGeom>
+                  </pic:spPr>
+                </pic:pic>
+              </a:graphicData>
+            </a:graphic>
+          </wp:inline>
+        </w:drawing>
+      </w:r>
       <w:r>
         <w:br w:type="page"/>
       </w:r>
     </w:p>
     <w:p>
       <w:pPr>
+        <w:rPr>
+          <w:lang w:val="vi-VN"/>
+        </w:rPr>
+      </w:pPr>
+    </w:p>
+    <w:p>
+      <w:pPr>
         <w:pStyle w:val="Heading1"/>
       </w:pPr>
       <w:r>
-        <w:lastRenderedPageBreak/>
         <w:t>5. Conclusion and Discussion</w:t>
       </w:r>
     </w:p>
@@ -11469,7 +12331,6 @@
         <w:rPr>
           <w:color w:val="000000"/>
         </w:rPr>
-        <w:lastRenderedPageBreak/>
         <w:t>MVC2 separation significantly reduces debugging time by isolating presentation logic from business logic.</w:t>
       </w:r>
     </w:p>
@@ -11708,8 +12569,8 @@
       </w:r>
     </w:p>
     <w:sectPr>
-      <w:headerReference w:type="default" r:id="rId9"/>
-      <w:footerReference w:type="default" r:id="rId10"/>
+      <w:headerReference w:type="default" r:id="rId16"/>
+      <w:footerReference w:type="default" r:id="rId17"/>
       <w:pgSz w:w="11906" w:h="16838"/>
       <w:pgMar w:top="1440" w:right="1080" w:bottom="1440" w:left="1440" w:header="708" w:footer="708" w:gutter="0"/>
       <w:cols w:space="720"/>
@@ -11957,6 +12818,155 @@
     </w:lvl>
   </w:abstractNum>
   <w:abstractNum w:abstractNumId="1" w15:restartNumberingAfterBreak="0">
+    <w:nsid w:val="282133B1"/>
+    <w:multiLevelType w:val="multilevel"/>
+    <w:tmpl w:val="AC9082B8"/>
+    <w:lvl w:ilvl="0">
+      <w:start w:val="1"/>
+      <w:numFmt w:val="bullet"/>
+      <w:lvlText w:val=""/>
+      <w:lvlJc w:val="left"/>
+      <w:pPr>
+        <w:tabs>
+          <w:tab w:val="num" w:pos="720"/>
+        </w:tabs>
+        <w:ind w:left="720" w:hanging="360"/>
+      </w:pPr>
+      <w:rPr>
+        <w:rFonts w:ascii="Symbol" w:hAnsi="Symbol" w:hint="default"/>
+        <w:sz w:val="20"/>
+      </w:rPr>
+    </w:lvl>
+    <w:lvl w:ilvl="1" w:tentative="1">
+      <w:start w:val="1"/>
+      <w:numFmt w:val="bullet"/>
+      <w:lvlText w:val="o"/>
+      <w:lvlJc w:val="left"/>
+      <w:pPr>
+        <w:tabs>
+          <w:tab w:val="num" w:pos="1440"/>
+        </w:tabs>
+        <w:ind w:left="1440" w:hanging="360"/>
+      </w:pPr>
+      <w:rPr>
+        <w:rFonts w:ascii="Courier New" w:hAnsi="Courier New" w:hint="default"/>
+        <w:sz w:val="20"/>
+      </w:rPr>
+    </w:lvl>
+    <w:lvl w:ilvl="2" w:tentative="1">
+      <w:start w:val="1"/>
+      <w:numFmt w:val="bullet"/>
+      <w:lvlText w:val=""/>
+      <w:lvlJc w:val="left"/>
+      <w:pPr>
+        <w:tabs>
+          <w:tab w:val="num" w:pos="2160"/>
+        </w:tabs>
+        <w:ind w:left="2160" w:hanging="360"/>
+      </w:pPr>
+      <w:rPr>
+        <w:rFonts w:ascii="Wingdings" w:hAnsi="Wingdings" w:hint="default"/>
+        <w:sz w:val="20"/>
+      </w:rPr>
+    </w:lvl>
+    <w:lvl w:ilvl="3" w:tentative="1">
+      <w:start w:val="1"/>
+      <w:numFmt w:val="bullet"/>
+      <w:lvlText w:val=""/>
+      <w:lvlJc w:val="left"/>
+      <w:pPr>
+        <w:tabs>
+          <w:tab w:val="num" w:pos="2880"/>
+        </w:tabs>
+        <w:ind w:left="2880" w:hanging="360"/>
+      </w:pPr>
+      <w:rPr>
+        <w:rFonts w:ascii="Wingdings" w:hAnsi="Wingdings" w:hint="default"/>
+        <w:sz w:val="20"/>
+      </w:rPr>
+    </w:lvl>
+    <w:lvl w:ilvl="4" w:tentative="1">
+      <w:start w:val="1"/>
+      <w:numFmt w:val="bullet"/>
+      <w:lvlText w:val=""/>
+      <w:lvlJc w:val="left"/>
+      <w:pPr>
+        <w:tabs>
+          <w:tab w:val="num" w:pos="3600"/>
+        </w:tabs>
+        <w:ind w:left="3600" w:hanging="360"/>
+      </w:pPr>
+      <w:rPr>
+        <w:rFonts w:ascii="Wingdings" w:hAnsi="Wingdings" w:hint="default"/>
+        <w:sz w:val="20"/>
+      </w:rPr>
+    </w:lvl>
+    <w:lvl w:ilvl="5" w:tentative="1">
+      <w:start w:val="1"/>
+      <w:numFmt w:val="bullet"/>
+      <w:lvlText w:val=""/>
+      <w:lvlJc w:val="left"/>
+      <w:pPr>
+        <w:tabs>
+          <w:tab w:val="num" w:pos="4320"/>
+        </w:tabs>
+        <w:ind w:left="4320" w:hanging="360"/>
+      </w:pPr>
+      <w:rPr>
+        <w:rFonts w:ascii="Wingdings" w:hAnsi="Wingdings" w:hint="default"/>
+        <w:sz w:val="20"/>
+      </w:rPr>
+    </w:lvl>
+    <w:lvl w:ilvl="6" w:tentative="1">
+      <w:start w:val="1"/>
+      <w:numFmt w:val="bullet"/>
+      <w:lvlText w:val=""/>
+      <w:lvlJc w:val="left"/>
+      <w:pPr>
+        <w:tabs>
+          <w:tab w:val="num" w:pos="5040"/>
+        </w:tabs>
+        <w:ind w:left="5040" w:hanging="360"/>
+      </w:pPr>
+      <w:rPr>
+        <w:rFonts w:ascii="Wingdings" w:hAnsi="Wingdings" w:hint="default"/>
+        <w:sz w:val="20"/>
+      </w:rPr>
+    </w:lvl>
+    <w:lvl w:ilvl="7" w:tentative="1">
+      <w:start w:val="1"/>
+      <w:numFmt w:val="bullet"/>
+      <w:lvlText w:val=""/>
+      <w:lvlJc w:val="left"/>
+      <w:pPr>
+        <w:tabs>
+          <w:tab w:val="num" w:pos="5760"/>
+        </w:tabs>
+        <w:ind w:left="5760" w:hanging="360"/>
+      </w:pPr>
+      <w:rPr>
+        <w:rFonts w:ascii="Wingdings" w:hAnsi="Wingdings" w:hint="default"/>
+        <w:sz w:val="20"/>
+      </w:rPr>
+    </w:lvl>
+    <w:lvl w:ilvl="8" w:tentative="1">
+      <w:start w:val="1"/>
+      <w:numFmt w:val="bullet"/>
+      <w:lvlText w:val=""/>
+      <w:lvlJc w:val="left"/>
+      <w:pPr>
+        <w:tabs>
+          <w:tab w:val="num" w:pos="6480"/>
+        </w:tabs>
+        <w:ind w:left="6480" w:hanging="360"/>
+      </w:pPr>
+      <w:rPr>
+        <w:rFonts w:ascii="Wingdings" w:hAnsi="Wingdings" w:hint="default"/>
+        <w:sz w:val="20"/>
+      </w:rPr>
+    </w:lvl>
+  </w:abstractNum>
+  <w:abstractNum w:abstractNumId="2" w15:restartNumberingAfterBreak="0">
     <w:nsid w:val="437B1287"/>
     <w:multiLevelType w:val="hybridMultilevel"/>
     <w:tmpl w:val="128E410A"/>
@@ -12042,7 +13052,120 @@
       </w:pPr>
     </w:lvl>
   </w:abstractNum>
-  <w:abstractNum w:abstractNumId="2" w15:restartNumberingAfterBreak="0">
+  <w:abstractNum w:abstractNumId="3" w15:restartNumberingAfterBreak="0">
+    <w:nsid w:val="4E3874A3"/>
+    <w:multiLevelType w:val="multilevel"/>
+    <w:tmpl w:val="CE88EFC0"/>
+    <w:lvl w:ilvl="0">
+      <w:start w:val="1"/>
+      <w:numFmt w:val="decimal"/>
+      <w:lvlText w:val="%1."/>
+      <w:lvlJc w:val="left"/>
+      <w:pPr>
+        <w:tabs>
+          <w:tab w:val="num" w:pos="720"/>
+        </w:tabs>
+        <w:ind w:left="720" w:hanging="360"/>
+      </w:pPr>
+    </w:lvl>
+    <w:lvl w:ilvl="1" w:tentative="1">
+      <w:start w:val="1"/>
+      <w:numFmt w:val="decimal"/>
+      <w:lvlText w:val="%2."/>
+      <w:lvlJc w:val="left"/>
+      <w:pPr>
+        <w:tabs>
+          <w:tab w:val="num" w:pos="1440"/>
+        </w:tabs>
+        <w:ind w:left="1440" w:hanging="360"/>
+      </w:pPr>
+    </w:lvl>
+    <w:lvl w:ilvl="2" w:tentative="1">
+      <w:start w:val="1"/>
+      <w:numFmt w:val="decimal"/>
+      <w:lvlText w:val="%3."/>
+      <w:lvlJc w:val="left"/>
+      <w:pPr>
+        <w:tabs>
+          <w:tab w:val="num" w:pos="2160"/>
+        </w:tabs>
+        <w:ind w:left="2160" w:hanging="360"/>
+      </w:pPr>
+    </w:lvl>
+    <w:lvl w:ilvl="3" w:tentative="1">
+      <w:start w:val="1"/>
+      <w:numFmt w:val="decimal"/>
+      <w:lvlText w:val="%4."/>
+      <w:lvlJc w:val="left"/>
+      <w:pPr>
+        <w:tabs>
+          <w:tab w:val="num" w:pos="2880"/>
+        </w:tabs>
+        <w:ind w:left="2880" w:hanging="360"/>
+      </w:pPr>
+    </w:lvl>
+    <w:lvl w:ilvl="4" w:tentative="1">
+      <w:start w:val="1"/>
+      <w:numFmt w:val="decimal"/>
+      <w:lvlText w:val="%5."/>
+      <w:lvlJc w:val="left"/>
+      <w:pPr>
+        <w:tabs>
+          <w:tab w:val="num" w:pos="3600"/>
+        </w:tabs>
+        <w:ind w:left="3600" w:hanging="360"/>
+      </w:pPr>
+    </w:lvl>
+    <w:lvl w:ilvl="5" w:tentative="1">
+      <w:start w:val="1"/>
+      <w:numFmt w:val="decimal"/>
+      <w:lvlText w:val="%6."/>
+      <w:lvlJc w:val="left"/>
+      <w:pPr>
+        <w:tabs>
+          <w:tab w:val="num" w:pos="4320"/>
+        </w:tabs>
+        <w:ind w:left="4320" w:hanging="360"/>
+      </w:pPr>
+    </w:lvl>
+    <w:lvl w:ilvl="6" w:tentative="1">
+      <w:start w:val="1"/>
+      <w:numFmt w:val="decimal"/>
+      <w:lvlText w:val="%7."/>
+      <w:lvlJc w:val="left"/>
+      <w:pPr>
+        <w:tabs>
+          <w:tab w:val="num" w:pos="5040"/>
+        </w:tabs>
+        <w:ind w:left="5040" w:hanging="360"/>
+      </w:pPr>
+    </w:lvl>
+    <w:lvl w:ilvl="7" w:tentative="1">
+      <w:start w:val="1"/>
+      <w:numFmt w:val="decimal"/>
+      <w:lvlText w:val="%8."/>
+      <w:lvlJc w:val="left"/>
+      <w:pPr>
+        <w:tabs>
+          <w:tab w:val="num" w:pos="5760"/>
+        </w:tabs>
+        <w:ind w:left="5760" w:hanging="360"/>
+      </w:pPr>
+    </w:lvl>
+    <w:lvl w:ilvl="8" w:tentative="1">
+      <w:start w:val="1"/>
+      <w:numFmt w:val="decimal"/>
+      <w:lvlText w:val="%9."/>
+      <w:lvlJc w:val="left"/>
+      <w:pPr>
+        <w:tabs>
+          <w:tab w:val="num" w:pos="6480"/>
+        </w:tabs>
+        <w:ind w:left="6480" w:hanging="360"/>
+      </w:pPr>
+    </w:lvl>
+  </w:abstractNum>
+  <w:abstractNum w:abstractNumId="4" w15:restartNumberingAfterBreak="0">
     <w:nsid w:val="69F77E32"/>
     <w:multiLevelType w:val="hybridMultilevel"/>
     <w:tmpl w:val="30EAD424"/>
@@ -12097,7 +13220,7 @@
     </w:lvl>
   </w:abstractNum>
   <w:num w:numId="1" w16cid:durableId="247928822">
-    <w:abstractNumId w:val="1"/>
+    <w:abstractNumId w:val="2"/>
     <w:lvlOverride w:ilvl="0">
       <w:startOverride w:val="1"/>
     </w:lvlOverride>
@@ -12107,6 +13230,12 @@
     <w:lvlOverride w:ilvl="0">
       <w:startOverride w:val="1"/>
     </w:lvlOverride>
+  </w:num>
+  <w:num w:numId="3" w16cid:durableId="311523044">
+    <w:abstractNumId w:val="3"/>
+  </w:num>
+  <w:num w:numId="4" w16cid:durableId="831222013">
+    <w:abstractNumId w:val="1"/>
   </w:num>
 </w:numbering>
 </file>
@@ -12598,7 +13727,6 @@
   <w:style w:type="character" w:default="1" w:styleId="DefaultParagraphFont">
     <w:name w:val="Default Paragraph Font"/>
     <w:uiPriority w:val="1"/>
-    <w:semiHidden/>
     <w:unhideWhenUsed/>
   </w:style>
   <w:style w:type="table" w:default="1" w:styleId="TableNormal">
